--- a/DSA521S_Group11_README.docx
+++ b/DSA521S_Group11_README.docx
@@ -20,6 +20,9 @@
     <w:p>
       <w:pPr>
         <w:keepNext/>
+        <w:pBdr>
+          <w:bottom w:val="single" w:sz="12" w:color="01696F"/>
+        </w:pBdr>
         <w:spacing w:before="320" w:after="40"/>
       </w:pPr>
       <w:r>
@@ -36,9 +39,6 @@
       <w:pPr>
         <w:keepNext/>
         <w:spacing w:before="0" w:after="160"/>
-        <w:pBdr>
-          <w:bottom w:val="single" w:sz="12" w:color="01696F"/>
-        </w:pBdr>
       </w:pPr>
     </w:p>
     <w:p>
@@ -56,8 +56,6 @@
       <w:tblPr>
         <w:tblW w:type="auto" w:w="0"/>
         <w:jc w:val="left"/>
-        <w:tblLayout w:type="fixed"/>
-        <w:tblLook w:firstColumn="1" w:firstRow="1" w:lastColumn="0" w:lastRow="0" w:noHBand="0" w:noVBand="1" w:val="04A0"/>
         <w:tblBorders>
           <w:top w:val="single" w:sz="4" w:color="D4D1CA"/>
           <w:left w:val="single" w:sz="4" w:color="D4D1CA"/>
@@ -66,6 +64,8 @@
           <w:insideH w:val="single" w:sz="4" w:color="D4D1CA"/>
           <w:insideV w:val="single" w:sz="4" w:color="D4D1CA"/>
         </w:tblBorders>
+        <w:tblLayout w:type="fixed"/>
+        <w:tblLook w:firstColumn="1" w:firstRow="1" w:lastColumn="0" w:lastRow="0" w:noHBand="0" w:noVBand="1" w:val="04A0"/>
       </w:tblPr>
       <w:tblGrid>
         <w:gridCol w:w="2409"/>
@@ -603,6 +603,9 @@
     <w:p>
       <w:pPr>
         <w:keepNext/>
+        <w:pBdr>
+          <w:bottom w:val="single" w:sz="12" w:color="01696F"/>
+        </w:pBdr>
         <w:spacing w:before="320" w:after="40"/>
       </w:pPr>
       <w:r>
@@ -619,9 +622,6 @@
       <w:pPr>
         <w:keepNext/>
         <w:spacing w:before="0" w:after="160"/>
-        <w:pBdr>
-          <w:bottom w:val="single" w:sz="12" w:color="01696F"/>
-        </w:pBdr>
       </w:pPr>
     </w:p>
     <w:p>
@@ -639,8 +639,6 @@
       <w:tblPr>
         <w:tblW w:type="auto" w:w="0"/>
         <w:jc w:val="left"/>
-        <w:tblLayout w:type="fixed"/>
-        <w:tblLook w:firstColumn="1" w:firstRow="1" w:lastColumn="0" w:lastRow="0" w:noHBand="0" w:noVBand="1" w:val="04A0"/>
         <w:tblBorders>
           <w:top w:val="single" w:sz="4" w:color="D4D1CA"/>
           <w:left w:val="single" w:sz="4" w:color="D4D1CA"/>
@@ -649,6 +647,8 @@
           <w:insideH w:val="single" w:sz="4" w:color="D4D1CA"/>
           <w:insideV w:val="single" w:sz="4" w:color="D4D1CA"/>
         </w:tblBorders>
+        <w:tblLayout w:type="fixed"/>
+        <w:tblLook w:firstColumn="1" w:firstRow="1" w:lastColumn="0" w:lastRow="0" w:noHBand="0" w:noVBand="1" w:val="04A0"/>
       </w:tblPr>
       <w:tblGrid>
         <w:gridCol w:w="3213"/>
@@ -1491,6 +1491,9 @@
     <w:p>
       <w:pPr>
         <w:keepNext/>
+        <w:pBdr>
+          <w:bottom w:val="single" w:sz="12" w:color="01696F"/>
+        </w:pBdr>
         <w:spacing w:before="320" w:after="40"/>
       </w:pPr>
       <w:r>
@@ -1507,9 +1510,6 @@
       <w:pPr>
         <w:keepNext/>
         <w:spacing w:before="0" w:after="160"/>
-        <w:pBdr>
-          <w:bottom w:val="single" w:sz="12" w:color="01696F"/>
-        </w:pBdr>
       </w:pPr>
     </w:p>
     <w:p>
@@ -1593,7 +1593,6 @@
       <w:tblPr>
         <w:tblW w:type="auto" w:w="0"/>
         <w:jc w:val="left"/>
-        <w:tblLook w:firstColumn="1" w:firstRow="1" w:lastColumn="0" w:lastRow="0" w:noHBand="0" w:noVBand="1" w:val="04A0"/>
         <w:tblBorders>
           <w:top w:val="single" w:sz="4" w:color="D4D1CA"/>
           <w:left w:val="single" w:sz="4" w:color="D4D1CA"/>
@@ -1602,6 +1601,7 @@
           <w:insideH w:val="single" w:sz="4" w:color="D4D1CA"/>
           <w:insideV w:val="single" w:sz="4" w:color="D4D1CA"/>
         </w:tblBorders>
+        <w:tblLook w:firstColumn="1" w:firstRow="1" w:lastColumn="0" w:lastRow="0" w:noHBand="0" w:noVBand="1" w:val="04A0"/>
       </w:tblPr>
       <w:tblGrid>
         <w:gridCol w:w="9638"/>
@@ -1651,6 +1651,9 @@
     <w:p>
       <w:pPr>
         <w:keepNext/>
+        <w:pBdr>
+          <w:bottom w:val="single" w:sz="12" w:color="01696F"/>
+        </w:pBdr>
         <w:spacing w:before="320" w:after="40"/>
       </w:pPr>
       <w:r>
@@ -1667,9 +1670,6 @@
       <w:pPr>
         <w:keepNext/>
         <w:spacing w:before="0" w:after="160"/>
-        <w:pBdr>
-          <w:bottom w:val="single" w:sz="12" w:color="01696F"/>
-        </w:pBdr>
       </w:pPr>
     </w:p>
     <w:p>
@@ -1687,7 +1687,6 @@
       <w:tblPr>
         <w:tblW w:type="auto" w:w="0"/>
         <w:jc w:val="left"/>
-        <w:tblLook w:firstColumn="1" w:firstRow="1" w:lastColumn="0" w:lastRow="0" w:noHBand="0" w:noVBand="1" w:val="04A0"/>
         <w:tblBorders>
           <w:top w:val="single" w:sz="4" w:color="D4D1CA"/>
           <w:left w:val="single" w:sz="4" w:color="D4D1CA"/>
@@ -1696,6 +1695,7 @@
           <w:insideH w:val="single" w:sz="4" w:color="D4D1CA"/>
           <w:insideV w:val="single" w:sz="4" w:color="D4D1CA"/>
         </w:tblBorders>
+        <w:tblLook w:firstColumn="1" w:firstRow="1" w:lastColumn="0" w:lastRow="0" w:noHBand="0" w:noVBand="1" w:val="04A0"/>
       </w:tblPr>
       <w:tblGrid>
         <w:gridCol w:w="9638"/>
@@ -1982,7 +1982,6 @@
       <w:tblPr>
         <w:tblW w:type="auto" w:w="0"/>
         <w:jc w:val="left"/>
-        <w:tblLook w:firstColumn="1" w:firstRow="1" w:lastColumn="0" w:lastRow="0" w:noHBand="0" w:noVBand="1" w:val="04A0"/>
         <w:tblBorders>
           <w:top w:val="single" w:sz="4" w:color="D4D1CA"/>
           <w:left w:val="single" w:sz="4" w:color="D4D1CA"/>
@@ -1991,6 +1990,7 @@
           <w:insideH w:val="single" w:sz="4" w:color="D4D1CA"/>
           <w:insideV w:val="single" w:sz="4" w:color="D4D1CA"/>
         </w:tblBorders>
+        <w:tblLook w:firstColumn="1" w:firstRow="1" w:lastColumn="0" w:lastRow="0" w:noHBand="0" w:noVBand="1" w:val="04A0"/>
       </w:tblPr>
       <w:tblGrid>
         <w:gridCol w:w="9638"/>
@@ -2219,6 +2219,9 @@
     <w:p>
       <w:pPr>
         <w:keepNext/>
+        <w:pBdr>
+          <w:bottom w:val="single" w:sz="12" w:color="01696F"/>
+        </w:pBdr>
         <w:spacing w:before="320" w:after="40"/>
       </w:pPr>
       <w:r>
@@ -2235,16 +2238,12 @@
       <w:pPr>
         <w:keepNext/>
         <w:spacing w:before="0" w:after="160"/>
-        <w:pBdr>
-          <w:bottom w:val="single" w:sz="12" w:color="01696F"/>
-        </w:pBdr>
       </w:pPr>
     </w:p>
     <w:tbl>
       <w:tblPr>
         <w:tblW w:type="auto" w:w="0"/>
         <w:jc w:val="left"/>
-        <w:tblLook w:firstColumn="1" w:firstRow="1" w:lastColumn="0" w:lastRow="0" w:noHBand="0" w:noVBand="1" w:val="04A0"/>
         <w:tblBorders>
           <w:top w:val="single" w:sz="4" w:color="D4D1CA"/>
           <w:left w:val="single" w:sz="4" w:color="D4D1CA"/>
@@ -2253,6 +2252,7 @@
           <w:insideH w:val="single" w:sz="4" w:color="D4D1CA"/>
           <w:insideV w:val="single" w:sz="4" w:color="D4D1CA"/>
         </w:tblBorders>
+        <w:tblLook w:firstColumn="1" w:firstRow="1" w:lastColumn="0" w:lastRow="0" w:noHBand="0" w:noVBand="1" w:val="04A0"/>
       </w:tblPr>
       <w:tblGrid>
         <w:gridCol w:w="9638"/>
@@ -2400,6 +2400,9 @@
     <w:p>
       <w:pPr>
         <w:keepNext/>
+        <w:pBdr>
+          <w:bottom w:val="single" w:sz="12" w:color="01696F"/>
+        </w:pBdr>
         <w:spacing w:before="320" w:after="40"/>
       </w:pPr>
       <w:r>
@@ -2416,9 +2419,6 @@
       <w:pPr>
         <w:keepNext/>
         <w:spacing w:before="0" w:after="160"/>
-        <w:pBdr>
-          <w:bottom w:val="single" w:sz="12" w:color="01696F"/>
-        </w:pBdr>
       </w:pPr>
     </w:p>
     <w:p>
@@ -2478,6 +2478,9 @@
     <w:p>
       <w:pPr>
         <w:keepNext/>
+        <w:pBdr>
+          <w:bottom w:val="single" w:sz="12" w:color="01696F"/>
+        </w:pBdr>
         <w:spacing w:before="320" w:after="40"/>
       </w:pPr>
       <w:r>
@@ -2494,9 +2497,6 @@
       <w:pPr>
         <w:keepNext/>
         <w:spacing w:before="0" w:after="160"/>
-        <w:pBdr>
-          <w:bottom w:val="single" w:sz="12" w:color="01696F"/>
-        </w:pBdr>
       </w:pPr>
     </w:p>
     <w:p>
